--- a/products-storage/03-dogovor-podryada/00-INSTRUKCIYA.docx
+++ b/products-storage/03-dogovor-podryada/00-INSTRUKCIYA.docx
@@ -4,118 +4,358 @@
   <w:body>
     <w:p>
       <w:pPr>
-        <w:pStyle w:val="Title"/>
+        <w:spacing w:before="0" w:after="40"/>
+        <w:jc w:val="left"/>
       </w:pPr>
       <w:r>
         <w:rPr>
           <w:b/>
+          <w:i w:val="0"/>
+          <w:sz w:val="32"/>
         </w:rPr>
-        <w:t>Как внедрить пакет «Договор подряда»</w:t>
-      </w:r>
-    </w:p>
-    <w:p>
-      <w:r>
-        <w:t>Связать объём, изменения, приёмку, оплату и удержания в управляемую конструкцию.</w:t>
+        <w:t>С чего начать</w:t>
       </w:r>
     </w:p>
     <w:p>
       <w:pPr>
-        <w:pStyle w:val="Heading1"/>
+        <w:spacing w:before="0" w:after="200"/>
+        <w:jc w:val="left"/>
       </w:pPr>
       <w:r>
-        <w:t>Быстрый запуск за 60 минут</w:t>
+        <w:rPr>
+          <w:b w:val="0"/>
+          <w:i w:val="0"/>
+          <w:sz w:val="24"/>
+        </w:rPr>
+        <w:t>Комплект «Договор субподряда: образец, красные флаги, протокол разногласий»</w:t>
       </w:r>
     </w:p>
     <w:p>
       <w:pPr>
-        <w:pStyle w:val="ListNumber"/>
+        <w:spacing w:before="0" w:after="60"/>
+        <w:jc w:val="both"/>
       </w:pPr>
       <w:r>
-        <w:t>Скопируйте папку и назовите её по объекту и договору.</w:t>
+        <w:rPr>
+          <w:b w:val="0"/>
+          <w:i w:val="0"/>
+        </w:rPr>
+        <w:t>Комплект нужен до подписания договора подряда (субподряда). Шаблон договора (01) воспроизводит договор в редакции заказчика — со всеми разделами от предмета до подписей. Протокол разногласий (10) собран к тем же пунктам и в правой колонке содержит редакцию подрядчика. Сначала определите, какой из двух случаев ваш.</w:t>
       </w:r>
     </w:p>
     <w:p>
       <w:pPr>
-        <w:pStyle w:val="ListNumber"/>
+        <w:keepNext/>
+        <w:pageBreakBefore w:val="0"/>
+        <w:spacing w:before="200" w:after="80"/>
+        <w:jc w:val="left"/>
       </w:pPr>
       <w:r>
-        <w:t>Назначьте владельца каждого реестра и резервного исполнителя.</w:t>
+        <w:rPr>
+          <w:b/>
+          <w:i w:val="0"/>
+          <w:sz w:val="24"/>
+        </w:rPr>
+        <w:t>Случай 1. Вам прислали договор на подпись</w:t>
       </w:r>
     </w:p>
     <w:p>
       <w:pPr>
-        <w:pStyle w:val="ListNumber"/>
+        <w:spacing w:before="0" w:after="60"/>
+        <w:ind w:left="340" w:hanging="340"/>
+        <w:jc w:val="both"/>
       </w:pPr>
       <w:r>
-        <w:t>Заполните постоянные данные: стороны, договор, объект, каналы уведомлений.</w:t>
+        <w:rPr>
+          <w:b w:val="0"/>
+          <w:i w:val="0"/>
+        </w:rPr>
+        <w:t>1. Пройдите чек-лист 09 по присланному тексту: что в нём определено, а что оставлено на усмотрение заказчика.</w:t>
       </w:r>
     </w:p>
     <w:p>
       <w:pPr>
-        <w:pStyle w:val="ListNumber"/>
+        <w:spacing w:before="0" w:after="60"/>
+        <w:ind w:left="340" w:hanging="340"/>
+        <w:jc w:val="both"/>
       </w:pPr>
       <w:r>
-        <w:t>Выберите один текущий объём и проведите его по документам пакета.</w:t>
+        <w:rPr>
+          <w:b w:val="0"/>
+          <w:i w:val="0"/>
+        </w:rPr>
+        <w:t>2. Сверьте найденное с разбором красных флагов 08.</w:t>
       </w:r>
     </w:p>
     <w:p>
       <w:pPr>
-        <w:pStyle w:val="ListNumber"/>
+        <w:spacing w:before="0" w:after="60"/>
+        <w:ind w:left="340" w:hanging="340"/>
+        <w:jc w:val="both"/>
       </w:pPr>
       <w:r>
-        <w:t>Поставьте контрольные даты в календарь и проводите короткую проверку дважды в неделю.</w:t>
+        <w:rPr>
+          <w:b w:val="0"/>
+          <w:i w:val="0"/>
+        </w:rPr>
+        <w:t>3. Положите рядом шаблон 01 и пройдите присланный договор по разделам: стоимость и расчёты, сроки, обязанности сторон, сдача и приёмка, гарантийное удержание, ответственность, изменение и расторжение. Номер пункта в шаблоне подскажет, какая позиция протокола 10 к нему относится.</w:t>
       </w:r>
     </w:p>
     <w:p>
       <w:pPr>
-        <w:pStyle w:val="Heading1"/>
+        <w:spacing w:before="0" w:after="60"/>
+        <w:ind w:left="340" w:hanging="340"/>
+        <w:jc w:val="both"/>
       </w:pPr>
       <w:r>
-        <w:t>Состав и назначение</w:t>
+        <w:rPr>
+          <w:b w:val="0"/>
+          <w:i w:val="0"/>
+        </w:rPr>
+        <w:t>4. Соберите протокол 10. В левую колонку перенесите дословно пункты присланного договора, в правую — редакцию, которую предлагаете; позиции, которых в вашем договоре нет, удалите. Пересказ вместо цитаты не годится: протокол заменяет конкретный текст.</w:t>
+      </w:r>
+    </w:p>
+    <w:p>
+      <w:pPr>
+        <w:spacing w:before="0" w:after="60"/>
+        <w:ind w:left="340" w:hanging="340"/>
+        <w:jc w:val="both"/>
+      </w:pPr>
+      <w:r>
+        <w:rPr>
+          <w:b w:val="0"/>
+          <w:i w:val="0"/>
+        </w:rPr>
+        <w:t xml:space="preserve">5. Заполните поля </w:t>
+      </w:r>
+      <w:r>
+        <w:rPr>
+          <w:b w:val="0"/>
+          <w:i w:val="0"/>
+          <w:highlight w:val="yellow"/>
+        </w:rPr>
+        <w:t>{{…}}</w:t>
+      </w:r>
+      <w:r>
+        <w:rPr>
+          <w:b w:val="0"/>
+          <w:i w:val="0"/>
+        </w:rPr>
+        <w:t xml:space="preserve"> в протоколе: стороны, номер и дату договора, а в редакциях подрядчика — сроки, проценты и суд. Значения берутся из вашей сделки, в комплекте их нет.</w:t>
+      </w:r>
+    </w:p>
+    <w:p>
+      <w:pPr>
+        <w:spacing w:before="0" w:after="60"/>
+        <w:ind w:left="340" w:hanging="340"/>
+        <w:jc w:val="both"/>
+      </w:pPr>
+      <w:r>
+        <w:rPr>
+          <w:b w:val="0"/>
+          <w:i w:val="0"/>
+        </w:rPr>
+        <w:t>6. Приложения, на которые ссылается договор, подготовьте вместе с ним: перечень работ (02), календарный план (03), график платежей (05).</w:t>
+      </w:r>
+    </w:p>
+    <w:p>
+      <w:pPr>
+        <w:spacing w:before="0" w:after="60"/>
+        <w:ind w:left="340" w:hanging="340"/>
+        <w:jc w:val="both"/>
+      </w:pPr>
+      <w:r>
+        <w:rPr>
+          <w:b w:val="0"/>
+          <w:i w:val="0"/>
+        </w:rPr>
+        <w:t>7. Подпишите договор вместе с протоколом. Подпись на договоре сопровождают оговоркой о протоколе разногласий, например: «Без протокола разногласий настоящий договор не действителен». Как поступить, если вторая сторона протокол не подписывает, — решение по вашей сделке.</w:t>
+      </w:r>
+    </w:p>
+    <w:p>
+      <w:pPr>
+        <w:keepNext/>
+        <w:pageBreakBefore w:val="0"/>
+        <w:spacing w:before="200" w:after="80"/>
+        <w:jc w:val="left"/>
+      </w:pPr>
+      <w:r>
+        <w:rPr>
+          <w:b/>
+          <w:i w:val="0"/>
+          <w:sz w:val="24"/>
+        </w:rPr>
+        <w:t>Случай 2. Договор предлагаете вы</w:t>
+      </w:r>
+    </w:p>
+    <w:p>
+      <w:pPr>
+        <w:spacing w:before="0" w:after="60"/>
+        <w:ind w:left="340" w:hanging="340"/>
+        <w:jc w:val="both"/>
+      </w:pPr>
+      <w:r>
+        <w:rPr>
+          <w:b w:val="0"/>
+          <w:i w:val="0"/>
+        </w:rPr>
+        <w:t xml:space="preserve">1. Возьмите шаблон 01 и заполните поля </w:t>
+      </w:r>
+      <w:r>
+        <w:rPr>
+          <w:b w:val="0"/>
+          <w:i w:val="0"/>
+          <w:highlight w:val="yellow"/>
+        </w:rPr>
+        <w:t>{{…}}</w:t>
+      </w:r>
+      <w:r>
+        <w:rPr>
+          <w:b w:val="0"/>
+          <w:i w:val="0"/>
+        </w:rPr>
+        <w:t>: стороны и подписанты, объект и рабочая документация, цена, сроки, проценты и суммы в разделах 2, 3, 6–11, реквизиты в разделе 14.</w:t>
+      </w:r>
+    </w:p>
+    <w:p>
+      <w:pPr>
+        <w:spacing w:before="0" w:after="60"/>
+        <w:ind w:left="340" w:hanging="340"/>
+        <w:jc w:val="both"/>
+      </w:pPr>
+      <w:r>
+        <w:rPr>
+          <w:b w:val="0"/>
+          <w:i w:val="0"/>
+        </w:rPr>
+        <w:t>2. Шаблон написан в редакции заказчика. Если договор предлагаете вы, перенесите в текст 01 нужные позиции из правой колонки протокола 10 до отправки. Пункты с редакцией «Исключить» удаляйте вместе со ссылками на них в других пунктах: например, пункт 4.9 и 6.7 ссылаются на гарантийное удержание из раздела 8.</w:t>
+      </w:r>
+    </w:p>
+    <w:p>
+      <w:pPr>
+        <w:spacing w:before="0" w:after="60"/>
+        <w:ind w:left="340" w:hanging="340"/>
+        <w:jc w:val="both"/>
+      </w:pPr>
+      <w:r>
+        <w:rPr>
+          <w:b w:val="0"/>
+          <w:i w:val="0"/>
+        </w:rPr>
+        <w:t>3. Сверьте приложения. Пункт 13.7 называет Приложение № 1 (единичные расценки или локальный сметный расчёт) и Приложение № 2 (график производства работ — его основа в файле 03). В тексте упоминаются также Приложение № 5 (п. 4.8), № 8 (п. 7.1) и № 9 (п. 7.13), а в редакции подрядчика — № 3 (график авансирования, п. 2.7). Если такой пункт остаётся, приложение готовится и вносится в п. 13.7.</w:t>
+      </w:r>
+    </w:p>
+    <w:p>
+      <w:pPr>
+        <w:spacing w:before="0" w:after="60"/>
+        <w:ind w:left="340" w:hanging="340"/>
+        <w:jc w:val="both"/>
+      </w:pPr>
+      <w:r>
+        <w:rPr>
+          <w:b w:val="0"/>
+          <w:i w:val="0"/>
+        </w:rPr>
+        <w:t>4. Отправьте договор второй стороне вместе с приложениями. Если в ответ пришёл её протокол разногласий, дальше — как в случае 1.</w:t>
+      </w:r>
+    </w:p>
+    <w:p>
+      <w:pPr>
+        <w:spacing w:before="0" w:after="60"/>
+        <w:ind w:left="340" w:hanging="340"/>
+        <w:jc w:val="both"/>
+      </w:pPr>
+      <w:r>
+        <w:rPr>
+          <w:b w:val="0"/>
+          <w:i w:val="0"/>
+        </w:rPr>
+        <w:t>5. Формы допсоглашений 06 и 07 отложите: они понадобятся по ходу работ, когда меняются объём, цена или сроки (п. 3.3, 11.1).</w:t>
+      </w:r>
+    </w:p>
+    <w:p>
+      <w:pPr>
+        <w:keepNext/>
+        <w:pageBreakBefore/>
+        <w:spacing w:before="200" w:after="80"/>
+        <w:jc w:val="left"/>
+      </w:pPr>
+      <w:r>
+        <w:rPr>
+          <w:b/>
+          <w:i w:val="0"/>
+          <w:sz w:val="24"/>
+        </w:rPr>
+        <w:t>Состав комплекта</w:t>
       </w:r>
     </w:p>
     <w:tbl>
       <w:tblPr>
+        <w:tblStyle w:val="TableGrid"/>
         <w:tblW w:type="auto" w:w="0"/>
         <w:jc w:val="center"/>
         <w:tblLook w:firstColumn="1" w:firstRow="1" w:lastColumn="0" w:lastRow="0" w:noHBand="0" w:noVBand="1" w:val="04A0"/>
       </w:tblPr>
       <w:tblGrid>
-        <w:gridCol w:w="3120"/>
-        <w:gridCol w:w="3120"/>
-        <w:gridCol w:w="3120"/>
+        <w:gridCol w:w="3213"/>
+        <w:gridCol w:w="3213"/>
+        <w:gridCol w:w="3213"/>
       </w:tblGrid>
       <w:tr>
         <w:tc>
           <w:tcPr>
-            <w:tcW w:type="dxa" w:w="3120"/>
-            <w:shd w:fill="E9E5DC"/>
+            <w:tcW w:type="dxa" w:w="3213"/>
           </w:tcPr>
           <w:p>
+            <w:pPr>
+              <w:spacing w:after="40"/>
+              <w:jc w:val="left"/>
+            </w:pPr>
             <w:r>
+              <w:rPr>
+                <w:b/>
+                <w:i w:val="0"/>
+                <w:sz w:val="18"/>
+              </w:rPr>
               <w:t>Файл</w:t>
             </w:r>
           </w:p>
         </w:tc>
         <w:tc>
           <w:tcPr>
-            <w:tcW w:type="dxa" w:w="3120"/>
-            <w:shd w:fill="E9E5DC"/>
+            <w:tcW w:type="dxa" w:w="3213"/>
           </w:tcPr>
           <w:p>
+            <w:pPr>
+              <w:spacing w:after="40"/>
+              <w:jc w:val="left"/>
+            </w:pPr>
             <w:r>
-              <w:t>Когда использовать</w:t>
+              <w:rPr>
+                <w:b/>
+                <w:i w:val="0"/>
+                <w:sz w:val="18"/>
+              </w:rPr>
+              <w:t>Что это</w:t>
             </w:r>
           </w:p>
         </w:tc>
         <w:tc>
           <w:tcPr>
-            <w:tcW w:type="dxa" w:w="3120"/>
-            <w:shd w:fill="E9E5DC"/>
+            <w:tcW w:type="dxa" w:w="3213"/>
           </w:tcPr>
           <w:p>
+            <w:pPr>
+              <w:spacing w:after="40"/>
+              <w:jc w:val="left"/>
+            </w:pPr>
             <w:r>
-              <w:t>Результат</w:t>
+              <w:rPr>
+                <w:b/>
+                <w:i w:val="0"/>
+                <w:sz w:val="18"/>
+              </w:rPr>
+              <w:t>Когда нужен</w:t>
             </w:r>
           </w:p>
         </w:tc>
@@ -123,31 +363,58 @@
       <w:tr>
         <w:tc>
           <w:tcPr>
-            <w:tcW w:type="dxa" w:w="3120"/>
+            <w:tcW w:type="dxa" w:w="3213"/>
           </w:tcPr>
           <w:p>
+            <w:pPr>
+              <w:spacing w:after="40"/>
+              <w:jc w:val="left"/>
+            </w:pPr>
             <w:r>
-              <w:t>01-dogovor-subpodryada.docx</w:t>
+              <w:rPr>
+                <w:b w:val="0"/>
+                <w:i w:val="0"/>
+                <w:sz w:val="18"/>
+              </w:rPr>
+              <w:t>00-START-HERE.txt</w:t>
             </w:r>
           </w:p>
         </w:tc>
         <w:tc>
           <w:tcPr>
-            <w:tcW w:type="dxa" w:w="3120"/>
+            <w:tcW w:type="dxa" w:w="3213"/>
           </w:tcPr>
           <w:p>
+            <w:pPr>
+              <w:spacing w:after="40"/>
+              <w:jc w:val="left"/>
+            </w:pPr>
             <w:r>
-              <w:t>Для оформления позиции, уведомления или соглашения</w:t>
+              <w:rPr>
+                <w:b w:val="0"/>
+                <w:i w:val="0"/>
+                <w:sz w:val="18"/>
+              </w:rPr>
+              <w:t>С чего начать</w:t>
             </w:r>
           </w:p>
         </w:tc>
         <w:tc>
           <w:tcPr>
-            <w:tcW w:type="dxa" w:w="3120"/>
+            <w:tcW w:type="dxa" w:w="3213"/>
           </w:tcPr>
           <w:p>
+            <w:pPr>
+              <w:spacing w:after="40"/>
+              <w:jc w:val="left"/>
+            </w:pPr>
             <w:r>
-              <w:t>Заполненный документ/реестр с ответственным и датой</w:t>
+              <w:rPr>
+                <w:b w:val="0"/>
+                <w:i w:val="0"/>
+                <w:sz w:val="18"/>
+              </w:rPr>
+              <w:t>первым, одна страница</w:t>
             </w:r>
           </w:p>
         </w:tc>
@@ -155,31 +422,58 @@
       <w:tr>
         <w:tc>
           <w:tcPr>
-            <w:tcW w:type="dxa" w:w="3120"/>
+            <w:tcW w:type="dxa" w:w="3213"/>
           </w:tcPr>
           <w:p>
+            <w:pPr>
+              <w:spacing w:after="40"/>
+              <w:jc w:val="left"/>
+            </w:pPr>
             <w:r>
-              <w:t>04-poryadok-priemki.docx</w:t>
+              <w:rPr>
+                <w:b w:val="0"/>
+                <w:i w:val="0"/>
+                <w:sz w:val="18"/>
+              </w:rPr>
+              <w:t>00-INSTRUKCIYA.docx</w:t>
             </w:r>
           </w:p>
         </w:tc>
         <w:tc>
           <w:tcPr>
-            <w:tcW w:type="dxa" w:w="3120"/>
+            <w:tcW w:type="dxa" w:w="3213"/>
           </w:tcPr>
           <w:p>
+            <w:pPr>
+              <w:spacing w:after="40"/>
+              <w:jc w:val="left"/>
+            </w:pPr>
             <w:r>
-              <w:t>Для оформления позиции, уведомления или соглашения</w:t>
+              <w:rPr>
+                <w:b w:val="0"/>
+                <w:i w:val="0"/>
+                <w:sz w:val="18"/>
+              </w:rPr>
+              <w:t>Эта инструкция в Word</w:t>
             </w:r>
           </w:p>
         </w:tc>
         <w:tc>
           <w:tcPr>
-            <w:tcW w:type="dxa" w:w="3120"/>
+            <w:tcW w:type="dxa" w:w="3213"/>
           </w:tcPr>
           <w:p>
+            <w:pPr>
+              <w:spacing w:after="40"/>
+              <w:jc w:val="left"/>
+            </w:pPr>
             <w:r>
-              <w:t>Заполненный документ/реестр с ответственным и датой</w:t>
+              <w:rPr>
+                <w:b w:val="0"/>
+                <w:i w:val="0"/>
+                <w:sz w:val="18"/>
+              </w:rPr>
+              <w:t>если удобнее править</w:t>
             </w:r>
           </w:p>
         </w:tc>
@@ -187,31 +481,58 @@
       <w:tr>
         <w:tc>
           <w:tcPr>
-            <w:tcW w:type="dxa" w:w="3120"/>
+            <w:tcW w:type="dxa" w:w="3213"/>
           </w:tcPr>
           <w:p>
+            <w:pPr>
+              <w:spacing w:after="40"/>
+              <w:jc w:val="left"/>
+            </w:pPr>
             <w:r>
-              <w:t>06-dopsoglashenie-obem.docx</w:t>
+              <w:rPr>
+                <w:b w:val="0"/>
+                <w:i w:val="0"/>
+                <w:sz w:val="18"/>
+              </w:rPr>
+              <w:t>00-INSTRUKCIYA.pdf</w:t>
             </w:r>
           </w:p>
         </w:tc>
         <w:tc>
           <w:tcPr>
-            <w:tcW w:type="dxa" w:w="3120"/>
+            <w:tcW w:type="dxa" w:w="3213"/>
           </w:tcPr>
           <w:p>
+            <w:pPr>
+              <w:spacing w:after="40"/>
+              <w:jc w:val="left"/>
+            </w:pPr>
             <w:r>
-              <w:t>Для оформления позиции, уведомления или соглашения</w:t>
+              <w:rPr>
+                <w:b w:val="0"/>
+                <w:i w:val="0"/>
+                <w:sz w:val="18"/>
+              </w:rPr>
+              <w:t>Эта инструкция в PDF</w:t>
             </w:r>
           </w:p>
         </w:tc>
         <w:tc>
           <w:tcPr>
-            <w:tcW w:type="dxa" w:w="3120"/>
+            <w:tcW w:type="dxa" w:w="3213"/>
           </w:tcPr>
           <w:p>
+            <w:pPr>
+              <w:spacing w:after="40"/>
+              <w:jc w:val="left"/>
+            </w:pPr>
             <w:r>
-              <w:t>Заполненный документ/реестр с ответственным и датой</w:t>
+              <w:rPr>
+                <w:b w:val="0"/>
+                <w:i w:val="0"/>
+                <w:sz w:val="18"/>
+              </w:rPr>
+              <w:t>для чтения и печати</w:t>
             </w:r>
           </w:p>
         </w:tc>
@@ -219,31 +540,75 @@
       <w:tr>
         <w:tc>
           <w:tcPr>
-            <w:tcW w:type="dxa" w:w="3120"/>
+            <w:tcW w:type="dxa" w:w="3213"/>
           </w:tcPr>
           <w:p>
+            <w:pPr>
+              <w:spacing w:after="40"/>
+              <w:jc w:val="left"/>
+            </w:pPr>
             <w:r>
-              <w:t>07-dopsoglashenie-sroki.docx</w:t>
+              <w:rPr>
+                <w:b w:val="0"/>
+                <w:i w:val="0"/>
+                <w:sz w:val="18"/>
+              </w:rPr>
+              <w:t>01-dogovor-subpodryada.docx</w:t>
             </w:r>
           </w:p>
         </w:tc>
         <w:tc>
           <w:tcPr>
-            <w:tcW w:type="dxa" w:w="3120"/>
+            <w:tcW w:type="dxa" w:w="3213"/>
           </w:tcPr>
           <w:p>
+            <w:pPr>
+              <w:spacing w:after="40"/>
+              <w:jc w:val="left"/>
+            </w:pPr>
             <w:r>
-              <w:t>Для оформления позиции, уведомления или соглашения</w:t>
+              <w:rPr>
+                <w:b w:val="0"/>
+                <w:i w:val="0"/>
+                <w:sz w:val="18"/>
+              </w:rPr>
+              <w:t xml:space="preserve">Шаблон договора подряда (субподряда): 14 разделов, пункты с полями </w:t>
+            </w:r>
+            <w:r>
+              <w:rPr>
+                <w:b w:val="0"/>
+                <w:i w:val="0"/>
+                <w:sz w:val="18"/>
+                <w:highlight w:val="yellow"/>
+              </w:rPr>
+              <w:t>{{…}}</w:t>
+            </w:r>
+            <w:r>
+              <w:rPr>
+                <w:b w:val="0"/>
+                <w:i w:val="0"/>
+                <w:sz w:val="18"/>
+              </w:rPr>
+              <w:t>, реквизиты и подписи</w:t>
             </w:r>
           </w:p>
         </w:tc>
         <w:tc>
           <w:tcPr>
-            <w:tcW w:type="dxa" w:w="3120"/>
+            <w:tcW w:type="dxa" w:w="3213"/>
           </w:tcPr>
           <w:p>
+            <w:pPr>
+              <w:spacing w:after="40"/>
+              <w:jc w:val="left"/>
+            </w:pPr>
             <w:r>
-              <w:t>Заполненный документ/реестр с ответственным и датой</w:t>
+              <w:rPr>
+                <w:b w:val="0"/>
+                <w:i w:val="0"/>
+                <w:sz w:val="18"/>
+              </w:rPr>
+              <w:t>эталон для сравнения с присланным договором; основа, если договор предлагаете вы</w:t>
             </w:r>
           </w:p>
         </w:tc>
@@ -251,31 +616,58 @@
       <w:tr>
         <w:tc>
           <w:tcPr>
-            <w:tcW w:type="dxa" w:w="3120"/>
+            <w:tcW w:type="dxa" w:w="3213"/>
           </w:tcPr>
           <w:p>
+            <w:pPr>
+              <w:spacing w:after="40"/>
+              <w:jc w:val="left"/>
+            </w:pPr>
             <w:r>
-              <w:t>10-protokol-raznoglasiy.docx</w:t>
+              <w:rPr>
+                <w:b w:val="0"/>
+                <w:i w:val="0"/>
+                <w:sz w:val="18"/>
+              </w:rPr>
+              <w:t>02-perechen-rabot.xlsx</w:t>
             </w:r>
           </w:p>
         </w:tc>
         <w:tc>
           <w:tcPr>
-            <w:tcW w:type="dxa" w:w="3120"/>
+            <w:tcW w:type="dxa" w:w="3213"/>
           </w:tcPr>
           <w:p>
+            <w:pPr>
+              <w:spacing w:after="40"/>
+              <w:jc w:val="left"/>
+            </w:pPr>
             <w:r>
-              <w:t>Для оформления позиции, уведомления или соглашения</w:t>
+              <w:rPr>
+                <w:b w:val="0"/>
+                <w:i w:val="0"/>
+                <w:sz w:val="18"/>
+              </w:rPr>
+              <w:t>Перечень работ и границы объёма</w:t>
             </w:r>
           </w:p>
         </w:tc>
         <w:tc>
           <w:tcPr>
-            <w:tcW w:type="dxa" w:w="3120"/>
+            <w:tcW w:type="dxa" w:w="3213"/>
           </w:tcPr>
           <w:p>
+            <w:pPr>
+              <w:spacing w:after="40"/>
+              <w:jc w:val="left"/>
+            </w:pPr>
             <w:r>
-              <w:t>Заполненный документ/реестр с ответственным и датой</w:t>
+              <w:rPr>
+                <w:b w:val="0"/>
+                <w:i w:val="0"/>
+                <w:sz w:val="18"/>
+              </w:rPr>
+              <w:t>к п. 1.1 и Приложению № 1</w:t>
             </w:r>
           </w:p>
         </w:tc>
@@ -283,31 +675,58 @@
       <w:tr>
         <w:tc>
           <w:tcPr>
-            <w:tcW w:type="dxa" w:w="3120"/>
+            <w:tcW w:type="dxa" w:w="3213"/>
           </w:tcPr>
           <w:p>
+            <w:pPr>
+              <w:spacing w:after="40"/>
+              <w:jc w:val="left"/>
+            </w:pPr>
             <w:r>
-              <w:t>02-perechen-rabot.xlsx</w:t>
+              <w:rPr>
+                <w:b w:val="0"/>
+                <w:i w:val="0"/>
+                <w:sz w:val="18"/>
+              </w:rPr>
+              <w:t>03-kalendarnyy-plan.xlsx</w:t>
             </w:r>
           </w:p>
         </w:tc>
         <w:tc>
           <w:tcPr>
-            <w:tcW w:type="dxa" w:w="3120"/>
+            <w:tcW w:type="dxa" w:w="3213"/>
           </w:tcPr>
           <w:p>
+            <w:pPr>
+              <w:spacing w:after="40"/>
+              <w:jc w:val="left"/>
+            </w:pPr>
             <w:r>
-              <w:t>Для постоянного контроля статуса, сумм и сроков</w:t>
+              <w:rPr>
+                <w:b w:val="0"/>
+                <w:i w:val="0"/>
+                <w:sz w:val="18"/>
+              </w:rPr>
+              <w:t>Календарный план</w:t>
             </w:r>
           </w:p>
         </w:tc>
         <w:tc>
           <w:tcPr>
-            <w:tcW w:type="dxa" w:w="3120"/>
+            <w:tcW w:type="dxa" w:w="3213"/>
           </w:tcPr>
           <w:p>
+            <w:pPr>
+              <w:spacing w:after="40"/>
+              <w:jc w:val="left"/>
+            </w:pPr>
             <w:r>
-              <w:t>Заполненный документ/реестр с ответственным и датой</w:t>
+              <w:rPr>
+                <w:b w:val="0"/>
+                <w:i w:val="0"/>
+                <w:sz w:val="18"/>
+              </w:rPr>
+              <w:t>основа Приложения № 2 «График производства работ» (п. 3.1)</w:t>
             </w:r>
           </w:p>
         </w:tc>
@@ -315,31 +734,58 @@
       <w:tr>
         <w:tc>
           <w:tcPr>
-            <w:tcW w:type="dxa" w:w="3120"/>
+            <w:tcW w:type="dxa" w:w="3213"/>
           </w:tcPr>
           <w:p>
+            <w:pPr>
+              <w:spacing w:after="40"/>
+              <w:jc w:val="left"/>
+            </w:pPr>
             <w:r>
-              <w:t>03-kalendarnyy-plan.xlsx</w:t>
+              <w:rPr>
+                <w:b w:val="0"/>
+                <w:i w:val="0"/>
+                <w:sz w:val="18"/>
+              </w:rPr>
+              <w:t>04-poryadok-priemki.docx</w:t>
             </w:r>
           </w:p>
         </w:tc>
         <w:tc>
           <w:tcPr>
-            <w:tcW w:type="dxa" w:w="3120"/>
+            <w:tcW w:type="dxa" w:w="3213"/>
           </w:tcPr>
           <w:p>
+            <w:pPr>
+              <w:spacing w:after="40"/>
+              <w:jc w:val="left"/>
+            </w:pPr>
             <w:r>
-              <w:t>Для постоянного контроля статуса, сумм и сроков</w:t>
+              <w:rPr>
+                <w:b w:val="0"/>
+                <w:i w:val="0"/>
+                <w:sz w:val="18"/>
+              </w:rPr>
+              <w:t>Порядок сдачи и приёмки — краткая форма</w:t>
             </w:r>
           </w:p>
         </w:tc>
         <w:tc>
           <w:tcPr>
-            <w:tcW w:type="dxa" w:w="3120"/>
+            <w:tcW w:type="dxa" w:w="3213"/>
           </w:tcPr>
           <w:p>
+            <w:pPr>
+              <w:spacing w:after="40"/>
+              <w:jc w:val="left"/>
+            </w:pPr>
             <w:r>
-              <w:t>Заполненный документ/реестр с ответственным и датой</w:t>
+              <w:rPr>
+                <w:b w:val="0"/>
+                <w:i w:val="0"/>
+                <w:sz w:val="18"/>
+              </w:rPr>
+              <w:t>сверка с разделом 6 договора</w:t>
             </w:r>
           </w:p>
         </w:tc>
@@ -347,31 +793,58 @@
       <w:tr>
         <w:tc>
           <w:tcPr>
-            <w:tcW w:type="dxa" w:w="3120"/>
+            <w:tcW w:type="dxa" w:w="3213"/>
           </w:tcPr>
           <w:p>
+            <w:pPr>
+              <w:spacing w:after="40"/>
+              <w:jc w:val="left"/>
+            </w:pPr>
             <w:r>
+              <w:rPr>
+                <w:b w:val="0"/>
+                <w:i w:val="0"/>
+                <w:sz w:val="18"/>
+              </w:rPr>
               <w:t>05-grafik-platezhey.xlsx</w:t>
             </w:r>
           </w:p>
         </w:tc>
         <w:tc>
           <w:tcPr>
-            <w:tcW w:type="dxa" w:w="3120"/>
+            <w:tcW w:type="dxa" w:w="3213"/>
           </w:tcPr>
           <w:p>
+            <w:pPr>
+              <w:spacing w:after="40"/>
+              <w:jc w:val="left"/>
+            </w:pPr>
             <w:r>
-              <w:t>Для постоянного контроля статуса, сумм и сроков</w:t>
+              <w:rPr>
+                <w:b w:val="0"/>
+                <w:i w:val="0"/>
+                <w:sz w:val="18"/>
+              </w:rPr>
+              <w:t>График платежей</w:t>
             </w:r>
           </w:p>
         </w:tc>
         <w:tc>
           <w:tcPr>
-            <w:tcW w:type="dxa" w:w="3120"/>
+            <w:tcW w:type="dxa" w:w="3213"/>
           </w:tcPr>
           <w:p>
+            <w:pPr>
+              <w:spacing w:after="40"/>
+              <w:jc w:val="left"/>
+            </w:pPr>
             <w:r>
-              <w:t>Заполненный документ/реестр с ответственным и датой</w:t>
+              <w:rPr>
+                <w:b w:val="0"/>
+                <w:i w:val="0"/>
+                <w:sz w:val="18"/>
+              </w:rPr>
+              <w:t>к разделу 2; в редакции Подрядчика п. 2.7 ссылается на график авансирования (Приложение № 3)</w:t>
             </w:r>
           </w:p>
         </w:tc>
@@ -379,31 +852,58 @@
       <w:tr>
         <w:tc>
           <w:tcPr>
-            <w:tcW w:type="dxa" w:w="3120"/>
+            <w:tcW w:type="dxa" w:w="3213"/>
           </w:tcPr>
           <w:p>
+            <w:pPr>
+              <w:spacing w:after="40"/>
+              <w:jc w:val="left"/>
+            </w:pPr>
             <w:r>
-              <w:t>08-krasnye-flagi.pdf</w:t>
+              <w:rPr>
+                <w:b w:val="0"/>
+                <w:i w:val="0"/>
+                <w:sz w:val="18"/>
+              </w:rPr>
+              <w:t>06-dopsoglashenie-obem.docx</w:t>
             </w:r>
           </w:p>
         </w:tc>
         <w:tc>
           <w:tcPr>
-            <w:tcW w:type="dxa" w:w="3120"/>
+            <w:tcW w:type="dxa" w:w="3213"/>
           </w:tcPr>
           <w:p>
+            <w:pPr>
+              <w:spacing w:after="40"/>
+              <w:jc w:val="left"/>
+            </w:pPr>
             <w:r>
-              <w:t>Для быстрой проверки последовательности действий</w:t>
+              <w:rPr>
+                <w:b w:val="0"/>
+                <w:i w:val="0"/>
+                <w:sz w:val="18"/>
+              </w:rPr>
+              <w:t>Допсоглашение об изменении объёма и цены</w:t>
             </w:r>
           </w:p>
         </w:tc>
         <w:tc>
           <w:tcPr>
-            <w:tcW w:type="dxa" w:w="3120"/>
+            <w:tcW w:type="dxa" w:w="3213"/>
           </w:tcPr>
           <w:p>
+            <w:pPr>
+              <w:spacing w:after="40"/>
+              <w:jc w:val="left"/>
+            </w:pPr>
             <w:r>
-              <w:t>Заполненный документ/реестр с ответственным и датой</w:t>
+              <w:rPr>
+                <w:b w:val="0"/>
+                <w:i w:val="0"/>
+                <w:sz w:val="18"/>
+              </w:rPr>
+              <w:t>по ходу работ (п. 11.1)</w:t>
             </w:r>
           </w:p>
         </w:tc>
@@ -411,31 +911,235 @@
       <w:tr>
         <w:tc>
           <w:tcPr>
-            <w:tcW w:type="dxa" w:w="3120"/>
+            <w:tcW w:type="dxa" w:w="3213"/>
           </w:tcPr>
           <w:p>
+            <w:pPr>
+              <w:spacing w:after="40"/>
+              <w:jc w:val="left"/>
+            </w:pPr>
             <w:r>
+              <w:rPr>
+                <w:b w:val="0"/>
+                <w:i w:val="0"/>
+                <w:sz w:val="18"/>
+              </w:rPr>
+              <w:t>07-dopsoglashenie-sroki.docx</w:t>
+            </w:r>
+          </w:p>
+        </w:tc>
+        <w:tc>
+          <w:tcPr>
+            <w:tcW w:type="dxa" w:w="3213"/>
+          </w:tcPr>
+          <w:p>
+            <w:pPr>
+              <w:spacing w:after="40"/>
+              <w:jc w:val="left"/>
+            </w:pPr>
+            <w:r>
+              <w:rPr>
+                <w:b w:val="0"/>
+                <w:i w:val="0"/>
+                <w:sz w:val="18"/>
+              </w:rPr>
+              <w:t>Допсоглашение об изменении сроков</w:t>
+            </w:r>
+          </w:p>
+        </w:tc>
+        <w:tc>
+          <w:tcPr>
+            <w:tcW w:type="dxa" w:w="3213"/>
+          </w:tcPr>
+          <w:p>
+            <w:pPr>
+              <w:spacing w:after="40"/>
+              <w:jc w:val="left"/>
+            </w:pPr>
+            <w:r>
+              <w:rPr>
+                <w:b w:val="0"/>
+                <w:i w:val="0"/>
+                <w:sz w:val="18"/>
+              </w:rPr>
+              <w:t>по ходу работ (п. 3.3, 11.1)</w:t>
+            </w:r>
+          </w:p>
+        </w:tc>
+      </w:tr>
+      <w:tr>
+        <w:tc>
+          <w:tcPr>
+            <w:tcW w:type="dxa" w:w="3213"/>
+          </w:tcPr>
+          <w:p>
+            <w:pPr>
+              <w:spacing w:after="40"/>
+              <w:jc w:val="left"/>
+            </w:pPr>
+            <w:r>
+              <w:rPr>
+                <w:b w:val="0"/>
+                <w:i w:val="0"/>
+                <w:sz w:val="18"/>
+              </w:rPr>
+              <w:t>08-krasnye-flagi.pdf</w:t>
+            </w:r>
+          </w:p>
+        </w:tc>
+        <w:tc>
+          <w:tcPr>
+            <w:tcW w:type="dxa" w:w="3213"/>
+          </w:tcPr>
+          <w:p>
+            <w:pPr>
+              <w:spacing w:after="40"/>
+              <w:jc w:val="left"/>
+            </w:pPr>
+            <w:r>
+              <w:rPr>
+                <w:b w:val="0"/>
+                <w:i w:val="0"/>
+                <w:sz w:val="18"/>
+              </w:rPr>
+              <w:t>Красные флаги договора</w:t>
+            </w:r>
+          </w:p>
+        </w:tc>
+        <w:tc>
+          <w:tcPr>
+            <w:tcW w:type="dxa" w:w="3213"/>
+          </w:tcPr>
+          <w:p>
+            <w:pPr>
+              <w:spacing w:after="40"/>
+              <w:jc w:val="left"/>
+            </w:pPr>
+            <w:r>
+              <w:rPr>
+                <w:b w:val="0"/>
+                <w:i w:val="0"/>
+                <w:sz w:val="18"/>
+              </w:rPr>
+              <w:t>по присланному договору, до протокола</w:t>
+            </w:r>
+          </w:p>
+        </w:tc>
+      </w:tr>
+      <w:tr>
+        <w:tc>
+          <w:tcPr>
+            <w:tcW w:type="dxa" w:w="3213"/>
+          </w:tcPr>
+          <w:p>
+            <w:pPr>
+              <w:spacing w:after="40"/>
+              <w:jc w:val="left"/>
+            </w:pPr>
+            <w:r>
+              <w:rPr>
+                <w:b w:val="0"/>
+                <w:i w:val="0"/>
+                <w:sz w:val="18"/>
+              </w:rPr>
               <w:t>09-checklist-dogovora.pdf</w:t>
             </w:r>
           </w:p>
         </w:tc>
         <w:tc>
           <w:tcPr>
-            <w:tcW w:type="dxa" w:w="3120"/>
+            <w:tcW w:type="dxa" w:w="3213"/>
           </w:tcPr>
           <w:p>
+            <w:pPr>
+              <w:spacing w:after="40"/>
+              <w:jc w:val="left"/>
+            </w:pPr>
             <w:r>
-              <w:t>Для быстрой проверки последовательности действий</w:t>
+              <w:rPr>
+                <w:b w:val="0"/>
+                <w:i w:val="0"/>
+                <w:sz w:val="18"/>
+              </w:rPr>
+              <w:t>Чек-лист договора перед подписанием</w:t>
             </w:r>
           </w:p>
         </w:tc>
         <w:tc>
           <w:tcPr>
-            <w:tcW w:type="dxa" w:w="3120"/>
+            <w:tcW w:type="dxa" w:w="3213"/>
           </w:tcPr>
           <w:p>
+            <w:pPr>
+              <w:spacing w:after="40"/>
+              <w:jc w:val="left"/>
+            </w:pPr>
             <w:r>
-              <w:t>Заполненный документ/реестр с ответственным и датой</w:t>
+              <w:rPr>
+                <w:b w:val="0"/>
+                <w:i w:val="0"/>
+                <w:sz w:val="18"/>
+              </w:rPr>
+              <w:t>по присланному договору, первым шагом</w:t>
+            </w:r>
+          </w:p>
+        </w:tc>
+      </w:tr>
+      <w:tr>
+        <w:tc>
+          <w:tcPr>
+            <w:tcW w:type="dxa" w:w="3213"/>
+          </w:tcPr>
+          <w:p>
+            <w:pPr>
+              <w:spacing w:after="40"/>
+              <w:jc w:val="left"/>
+            </w:pPr>
+            <w:r>
+              <w:rPr>
+                <w:b w:val="0"/>
+                <w:i w:val="0"/>
+                <w:sz w:val="18"/>
+              </w:rPr>
+              <w:t>10-protokol-raznoglasiy.docx</w:t>
+            </w:r>
+          </w:p>
+        </w:tc>
+        <w:tc>
+          <w:tcPr>
+            <w:tcW w:type="dxa" w:w="3213"/>
+          </w:tcPr>
+          <w:p>
+            <w:pPr>
+              <w:spacing w:after="40"/>
+              <w:jc w:val="left"/>
+            </w:pPr>
+            <w:r>
+              <w:rPr>
+                <w:b w:val="0"/>
+                <w:i w:val="0"/>
+                <w:sz w:val="18"/>
+              </w:rPr>
+              <w:t>Протокол разногласий: преамбула, таблица «Редакция Заказчика / Редакция Подрядчика» к пунктам договора 01, реквизиты и подписи</w:t>
+            </w:r>
+          </w:p>
+        </w:tc>
+        <w:tc>
+          <w:tcPr>
+            <w:tcW w:type="dxa" w:w="3213"/>
+          </w:tcPr>
+          <w:p>
+            <w:pPr>
+              <w:spacing w:after="40"/>
+              <w:jc w:val="left"/>
+            </w:pPr>
+            <w:r>
+              <w:rPr>
+                <w:b w:val="0"/>
+                <w:i w:val="0"/>
+                <w:sz w:val="18"/>
+              </w:rPr>
+              <w:t>когда условия чужого договора меняются до подписи</w:t>
             </w:r>
           </w:p>
         </w:tc>
@@ -443,125 +1147,202 @@
     </w:tbl>
     <w:p>
       <w:pPr>
-        <w:pStyle w:val="Heading1"/>
+        <w:keepNext/>
+        <w:pageBreakBefore w:val="0"/>
+        <w:spacing w:before="200" w:after="80"/>
+        <w:jc w:val="left"/>
       </w:pPr>
       <w:r>
-        <w:t>Правила адаптации</w:t>
+        <w:rPr>
+          <w:b/>
+          <w:i w:val="0"/>
+          <w:sz w:val="24"/>
+        </w:rPr>
+        <w:t>Как заполнять</w:t>
       </w:r>
     </w:p>
     <w:p>
       <w:pPr>
-        <w:pStyle w:val="ListBullet"/>
+        <w:spacing w:before="0" w:after="60"/>
+        <w:ind w:left="340" w:hanging="340"/>
+        <w:jc w:val="both"/>
       </w:pPr>
       <w:r>
-        <w:t>Не отправляйте документ с квадратными скобками и подсказками.</w:t>
+        <w:rPr>
+          <w:b w:val="0"/>
+          <w:i w:val="0"/>
+        </w:rPr>
+        <w:t xml:space="preserve">• Поля </w:t>
+      </w:r>
+      <w:r>
+        <w:rPr>
+          <w:b w:val="0"/>
+          <w:i w:val="0"/>
+          <w:highlight w:val="yellow"/>
+        </w:rPr>
+        <w:t>{{…}}</w:t>
+      </w:r>
+      <w:r>
+        <w:rPr>
+          <w:b w:val="0"/>
+          <w:i w:val="0"/>
+        </w:rPr>
+        <w:t xml:space="preserve"> выделены цветом. Каждое поле — условие вашей сделки; значений по умолчанию в шаблоне нет намеренно.</w:t>
       </w:r>
     </w:p>
     <w:p>
       <w:pPr>
-        <w:pStyle w:val="ListBullet"/>
+        <w:spacing w:before="0" w:after="60"/>
+        <w:ind w:left="340" w:hanging="340"/>
+        <w:jc w:val="both"/>
       </w:pPr>
       <w:r>
-        <w:t>Термины и сроки должны совпадать с договором.</w:t>
+        <w:rPr>
+          <w:b w:val="0"/>
+          <w:i w:val="0"/>
+        </w:rPr>
+        <w:t>• Имена полей сторон и договора (</w:t>
+      </w:r>
+      <w:r>
+        <w:rPr>
+          <w:b w:val="0"/>
+          <w:i w:val="0"/>
+          <w:highlight w:val="yellow"/>
+        </w:rPr>
+        <w:t>{{НОМЕР_ДОГОВОРА}}</w:t>
+      </w:r>
+      <w:r>
+        <w:rPr>
+          <w:b w:val="0"/>
+          <w:i w:val="0"/>
+        </w:rPr>
+        <w:t xml:space="preserve">, </w:t>
+      </w:r>
+      <w:r>
+        <w:rPr>
+          <w:b w:val="0"/>
+          <w:i w:val="0"/>
+          <w:highlight w:val="yellow"/>
+        </w:rPr>
+        <w:t>{{НАИМЕНОВАНИЕ_ЗАКАЗЧИКА}}</w:t>
+      </w:r>
+      <w:r>
+        <w:rPr>
+          <w:b w:val="0"/>
+          <w:i w:val="0"/>
+        </w:rPr>
+        <w:t xml:space="preserve">, </w:t>
+      </w:r>
+      <w:r>
+        <w:rPr>
+          <w:b w:val="0"/>
+          <w:i w:val="0"/>
+          <w:highlight w:val="yellow"/>
+        </w:rPr>
+        <w:t>{{ФИО_ПОДПИСАНТА}}</w:t>
+      </w:r>
+      <w:r>
+        <w:rPr>
+          <w:b w:val="0"/>
+          <w:i w:val="0"/>
+        </w:rPr>
+        <w:t xml:space="preserve"> и другие) одинаковы в договоре и протоколе: заполните их один раз и перенесите заменой по всему документу.</w:t>
       </w:r>
     </w:p>
     <w:p>
       <w:pPr>
-        <w:pStyle w:val="ListBullet"/>
+        <w:spacing w:before="0" w:after="60"/>
+        <w:ind w:left="340" w:hanging="340"/>
+        <w:jc w:val="both"/>
       </w:pPr>
       <w:r>
-        <w:t>Не меняйте факты задним числом; выпускайте новую версию.</w:t>
+        <w:rPr>
+          <w:b w:val="0"/>
+          <w:i w:val="0"/>
+        </w:rPr>
+        <w:t>• В шаблоне договора и протокола сверху две серые служебные строки — перед отправкой они удаляются.</w:t>
       </w:r>
     </w:p>
     <w:p>
       <w:pPr>
-        <w:pStyle w:val="ListBullet"/>
+        <w:spacing w:before="0" w:after="60"/>
+        <w:ind w:left="340" w:hanging="340"/>
+        <w:jc w:val="both"/>
       </w:pPr>
       <w:r>
-        <w:t>Сохраняйте подтверждение доставки рядом с отправленным файлом.</w:t>
+        <w:rPr>
+          <w:b w:val="0"/>
+          <w:i w:val="0"/>
+        </w:rPr>
+        <w:t>• Стороны названы «Заказчик» и «Подрядчик». Если в вашей сделке другая сторона — генеральный подрядчик, термины меняются заменой по всему тексту; «Генподрядчик» в пунктах 4.6, 4.7, 7.2, 7.3 обозначает отдельное лицо, проверьте эти пункты вручную.</w:t>
       </w:r>
     </w:p>
     <w:p>
       <w:pPr>
-        <w:pStyle w:val="ListBullet"/>
+        <w:keepNext/>
+        <w:pageBreakBefore w:val="0"/>
+        <w:spacing w:before="200" w:after="80"/>
+        <w:jc w:val="left"/>
       </w:pPr>
       <w:r>
-        <w:t>Спорные юридические формулировки согласуйте с профильным специалистом.</w:t>
+        <w:rPr>
+          <w:b/>
+          <w:i w:val="0"/>
+          <w:sz w:val="24"/>
+        </w:rPr>
+        <w:t>Задача выполнена, когда</w:t>
       </w:r>
     </w:p>
     <w:p>
       <w:pPr>
-        <w:pStyle w:val="Heading1"/>
+        <w:spacing w:before="0" w:after="60"/>
+        <w:jc w:val="both"/>
       </w:pPr>
       <w:r>
-        <w:t>Структура папки объекта</w:t>
-      </w:r>
-    </w:p>
-    <w:p>
-      <w:r>
-        <w:t>01_Исходные → 02_Рабочие версии → 03_На согласовании → 04_Подписано → 05_Доказательства передачи → 06_Оплата</w:t>
+        <w:rPr>
+          <w:b w:val="0"/>
+          <w:i w:val="0"/>
+        </w:rPr>
+        <w:t>Договор подписан в редакции протокола разногласий — либо от сделки отказались осознанно и с записанной причиной.</w:t>
       </w:r>
     </w:p>
     <w:p>
       <w:pPr>
-        <w:pStyle w:val="Heading1"/>
+        <w:keepNext/>
+        <w:pageBreakBefore w:val="0"/>
+        <w:spacing w:before="200" w:after="80"/>
+        <w:jc w:val="left"/>
       </w:pPr>
       <w:r>
-        <w:t>Контроль результата</w:t>
+        <w:rPr>
+          <w:b/>
+          <w:i w:val="0"/>
+          <w:sz w:val="24"/>
+        </w:rPr>
+        <w:t>Чего этот комплект не делает</w:t>
       </w:r>
     </w:p>
     <w:p>
+      <w:pPr>
+        <w:spacing w:before="0" w:after="60"/>
+        <w:jc w:val="both"/>
+      </w:pPr>
       <w:r>
-        <w:t>Пакет внедрён, когда по каждому объёму видны: основание, факт выполнения, комплект доказательств, дата передачи, статус замечаний, сумма и контрольная дата оплаты.</w:t>
+        <w:rPr>
+          <w:b w:val="0"/>
+          <w:i w:val="0"/>
+        </w:rPr>
+        <w:t>Он не проверяет смету, не считает аванс и не разбирает расчёт метрами — это отдельные проверки. После подписи условия меняются только соглашением сторон. Шаблон адаптируется под ваш договор и объект, и юридически значимые формулировки перед подписанием проверяет профильный специалист.</w:t>
       </w:r>
     </w:p>
     <w:sectPr>
-      <w:headerReference w:type="default" r:id="rId9"/>
-      <w:footerReference w:type="default" r:id="rId10"/>
-      <w:pgSz w:w="12240" w:h="15840"/>
-      <w:pgMar w:top="1440" w:right="1440" w:bottom="1440" w:left="1440" w:header="708" w:footer="708" w:gutter="0"/>
+      <w:pgSz w:w="11906" w:h="16838"/>
+      <w:pgMar w:top="1134" w:right="850" w:bottom="1134" w:left="1417" w:header="720" w:footer="720" w:gutter="0"/>
       <w:cols w:space="720"/>
       <w:docGrid w:linePitch="360"/>
     </w:sectPr>
   </w:body>
 </w:document>
-</file>
-
-<file path=word/footer1.xml><?xml version="1.0" encoding="utf-8"?>
-<w:ftr xmlns:m="http://schemas.openxmlformats.org/officeDocument/2006/math" xmlns:mc="http://schemas.openxmlformats.org/markup-compatibility/2006" xmlns:mo="http://schemas.microsoft.com/office/mac/office/2008/main" xmlns:mv="urn:schemas-microsoft-com:mac:vml" xmlns:o="urn:schemas-microsoft-com:office:office" xmlns:r="http://schemas.openxmlformats.org/officeDocument/2006/relationships" xmlns:v="urn:schemas-microsoft-com:vml" xmlns:w10="urn:schemas-microsoft-com:office:word" xmlns:w14="http://schemas.microsoft.com/office/word/2010/wordml" xmlns:w="http://schemas.openxmlformats.org/wordprocessingml/2006/main" xmlns:wne="http://schemas.microsoft.com/office/word/2006/wordml" xmlns:wp14="http://schemas.microsoft.com/office/word/2010/wordprocessingDrawing" xmlns:wp="http://schemas.openxmlformats.org/drawingml/2006/wordprocessingDrawing" xmlns:wpc="http://schemas.microsoft.com/office/word/2010/wordprocessingCanvas" xmlns:wpg="http://schemas.microsoft.com/office/word/2010/wordprocessingGroup" xmlns:wpi="http://schemas.microsoft.com/office/word/2010/wordprocessingInk" xmlns:wps="http://schemas.microsoft.com/office/word/2010/wordprocessingShape" mc:Ignorable="w14 wp14">
-  <w:p>
-    <w:pPr>
-      <w:pStyle w:val="Footer"/>
-      <w:jc w:val="center"/>
-    </w:pPr>
-    <w:r>
-      <w:rPr>
-        <w:rFonts w:ascii="Arial" w:hAnsi="Arial"/>
-        <w:color w:val="787878"/>
-        <w:sz w:val="16"/>
-      </w:rPr>
-      <w:t>Инструкция — Договор подряда  •  версия 21.07.2026  •  marzhavbetone.ru</w:t>
-    </w:r>
-  </w:p>
-</w:ftr>
-</file>
-
-<file path=word/header1.xml><?xml version="1.0" encoding="utf-8"?>
-<w:hdr xmlns:m="http://schemas.openxmlformats.org/officeDocument/2006/math" xmlns:mc="http://schemas.openxmlformats.org/markup-compatibility/2006" xmlns:mo="http://schemas.microsoft.com/office/mac/office/2008/main" xmlns:mv="urn:schemas-microsoft-com:mac:vml" xmlns:o="urn:schemas-microsoft-com:office:office" xmlns:r="http://schemas.openxmlformats.org/officeDocument/2006/relationships" xmlns:v="urn:schemas-microsoft-com:vml" xmlns:w10="urn:schemas-microsoft-com:office:word" xmlns:w14="http://schemas.microsoft.com/office/word/2010/wordml" xmlns:w="http://schemas.openxmlformats.org/wordprocessingml/2006/main" xmlns:wne="http://schemas.microsoft.com/office/word/2006/wordml" xmlns:wp14="http://schemas.microsoft.com/office/word/2010/wordprocessingDrawing" xmlns:wp="http://schemas.openxmlformats.org/drawingml/2006/wordprocessingDrawing" xmlns:wpc="http://schemas.microsoft.com/office/word/2010/wordprocessingCanvas" xmlns:wpg="http://schemas.microsoft.com/office/word/2010/wordprocessingGroup" xmlns:wpi="http://schemas.microsoft.com/office/word/2010/wordprocessingInk" xmlns:wps="http://schemas.microsoft.com/office/word/2010/wordprocessingShape" mc:Ignorable="w14 wp14">
-  <w:p>
-    <w:pPr>
-      <w:pStyle w:val="Header"/>
-    </w:pPr>
-    <w:r>
-      <w:rPr>
-        <w:rFonts w:ascii="Arial" w:hAnsi="Arial"/>
-        <w:color w:val="646464"/>
-        <w:sz w:val="16"/>
-      </w:rPr>
-      <w:t>МАРЖА В БЕТОНЕ  /  РАБОЧИЙ ШАБЛОН</w:t>
-    </w:r>
-  </w:p>
-</w:hdr>
 </file>
 
 <file path=word/numbering.xml><?xml version="1.0" encoding="utf-8"?>
@@ -928,10 +1709,10 @@
     <w:qFormat/>
     <w:rsid w:val="00FC693F"/>
     <w:pPr>
-      <w:spacing w:after="120" w:line="300" w:lineRule="auto"/>
+      <w:spacing w:after="60"/>
     </w:pPr>
     <w:rPr>
-      <w:rFonts w:ascii="Arial" w:hAnsi="Arial"/>
+      <w:rFonts w:ascii="Times New Roman" w:hAnsi="Times New Roman" w:eastAsia="Times New Roman"/>
       <w:sz w:val="22"/>
     </w:rPr>
   </w:style>
@@ -990,15 +1771,15 @@
     <w:pPr>
       <w:keepNext/>
       <w:keepLines/>
-      <w:spacing w:before="360" w:after="200"/>
+      <w:spacing w:before="480" w:after="0"/>
       <w:outlineLvl w:val="0"/>
     </w:pPr>
     <w:rPr>
-      <w:rFonts w:asciiTheme="majorHAnsi" w:eastAsiaTheme="majorEastAsia" w:hAnsiTheme="majorHAnsi" w:cstheme="majorBidi" w:ascii="Arial" w:hAnsi="Arial"/>
+      <w:rFonts w:asciiTheme="majorHAnsi" w:eastAsiaTheme="majorEastAsia" w:hAnsiTheme="majorHAnsi" w:cstheme="majorBidi"/>
       <w:b/>
       <w:bCs/>
-      <w:color w:val="2E74B5"/>
-      <w:sz w:val="32"/>
+      <w:color w:val="365F91" w:themeColor="accent1" w:themeShade="BF"/>
+      <w:sz w:val="28"/>
       <w:szCs w:val="28"/>
     </w:rPr>
   </w:style>
@@ -1014,14 +1795,14 @@
     <w:pPr>
       <w:keepNext/>
       <w:keepLines/>
-      <w:spacing w:before="280" w:after="140"/>
+      <w:spacing w:before="200" w:after="0"/>
       <w:outlineLvl w:val="1"/>
     </w:pPr>
     <w:rPr>
-      <w:rFonts w:asciiTheme="majorHAnsi" w:eastAsiaTheme="majorEastAsia" w:hAnsiTheme="majorHAnsi" w:cstheme="majorBidi" w:ascii="Arial" w:hAnsi="Arial"/>
+      <w:rFonts w:asciiTheme="majorHAnsi" w:eastAsiaTheme="majorEastAsia" w:hAnsiTheme="majorHAnsi" w:cstheme="majorBidi"/>
       <w:b/>
       <w:bCs/>
-      <w:color w:val="2E74B5"/>
+      <w:color w:val="4F81BD" w:themeColor="accent1"/>
       <w:sz w:val="26"/>
       <w:szCs w:val="26"/>
     </w:rPr>
@@ -1279,15 +2060,15 @@
       <w:pBdr>
         <w:bottom w:val="single" w:sz="8" w:space="4" w:color="4F81BD" w:themeColor="accent1"/>
       </w:pBdr>
-      <w:spacing w:after="240" w:line="240" w:lineRule="auto" w:before="0"/>
+      <w:spacing w:after="300" w:line="240" w:lineRule="auto"/>
       <w:contextualSpacing/>
     </w:pPr>
     <w:rPr>
-      <w:rFonts w:asciiTheme="majorHAnsi" w:eastAsiaTheme="majorEastAsia" w:hAnsiTheme="majorHAnsi" w:cstheme="majorBidi" w:ascii="Arial" w:hAnsi="Arial"/>
-      <w:color w:val="242629"/>
+      <w:rFonts w:asciiTheme="majorHAnsi" w:eastAsiaTheme="majorEastAsia" w:hAnsiTheme="majorHAnsi" w:cstheme="majorBidi"/>
+      <w:color w:val="17365D" w:themeColor="text2" w:themeShade="BF"/>
       <w:spacing w:val="5"/>
       <w:kern w:val="28"/>
-      <w:sz w:val="50"/>
+      <w:sz w:val="52"/>
       <w:szCs w:val="52"/>
     </w:rPr>
   </w:style>

--- a/products-storage/03-dogovor-podryada/00-INSTRUKCIYA.docx
+++ b/products-storage/03-dogovor-podryada/00-INSTRUKCIYA.docx
@@ -3,523 +3,112 @@
 <w:document xmlns:wpc="http://schemas.microsoft.com/office/word/2010/wordprocessingCanvas" xmlns:mo="http://schemas.microsoft.com/office/mac/office/2008/main" xmlns:mc="http://schemas.openxmlformats.org/markup-compatibility/2006" xmlns:mv="urn:schemas-microsoft-com:mac:vml" xmlns:o="urn:schemas-microsoft-com:office:office" xmlns:r="http://schemas.openxmlformats.org/officeDocument/2006/relationships" xmlns:m="http://schemas.openxmlformats.org/officeDocument/2006/math" xmlns:v="urn:schemas-microsoft-com:vml" xmlns:wp14="http://schemas.microsoft.com/office/word/2010/wordprocessingDrawing" xmlns:wp="http://schemas.openxmlformats.org/drawingml/2006/wordprocessingDrawing" xmlns:w10="urn:schemas-microsoft-com:office:word" xmlns:w="http://schemas.openxmlformats.org/wordprocessingml/2006/main" xmlns:w14="http://schemas.microsoft.com/office/word/2010/wordml" xmlns:wpg="http://schemas.microsoft.com/office/word/2010/wordprocessingGroup" xmlns:wpi="http://schemas.microsoft.com/office/word/2010/wordprocessingInk" xmlns:wne="http://schemas.microsoft.com/office/word/2006/wordml" xmlns:wps="http://schemas.microsoft.com/office/word/2010/wordprocessingShape" mc:Ignorable="w14 wp14">
   <w:body>
     <w:p>
-      <w:pPr>
-        <w:pStyle w:val="Title"/>
-      </w:pPr>
       <w:r>
         <w:rPr>
           <w:b/>
+          <w:color w:val="AE8031"/>
+          <w:sz w:val="22"/>
         </w:rPr>
-        <w:t>Как внедрить пакет «Договор подряда»</w:t>
+        <w:t>Порядок подготовки договора строительного субподряда</w:t>
       </w:r>
     </w:p>
     <w:p>
       <w:r>
-        <w:t>Связать объём, изменения, приёмку, оплату и удержания в управляемую конструкцию.</w:t>
-      </w:r>
-    </w:p>
-    <w:p>
-      <w:pPr>
-        <w:pStyle w:val="Heading1"/>
-      </w:pPr>
-      <w:r>
-        <w:t>Быстрый запуск за 60 минут</w:t>
-      </w:r>
-    </w:p>
-    <w:p>
-      <w:pPr>
-        <w:pStyle w:val="ListNumber"/>
-      </w:pPr>
-      <w:r>
-        <w:t>Скопируйте папку и назовите её по объекту и договору.</w:t>
-      </w:r>
-    </w:p>
-    <w:p>
-      <w:pPr>
-        <w:pStyle w:val="ListNumber"/>
-      </w:pPr>
-      <w:r>
-        <w:t>Назначьте владельца каждого реестра и резервного исполнителя.</w:t>
-      </w:r>
-    </w:p>
-    <w:p>
-      <w:pPr>
-        <w:pStyle w:val="ListNumber"/>
-      </w:pPr>
-      <w:r>
-        <w:t>Заполните постоянные данные: стороны, договор, объект, каналы уведомлений.</w:t>
-      </w:r>
-    </w:p>
-    <w:p>
-      <w:pPr>
-        <w:pStyle w:val="ListNumber"/>
-      </w:pPr>
-      <w:r>
-        <w:t>Выберите один текущий объём и проведите его по документам пакета.</w:t>
-      </w:r>
-    </w:p>
-    <w:p>
-      <w:pPr>
-        <w:pStyle w:val="ListNumber"/>
-      </w:pPr>
-      <w:r>
-        <w:t>Поставьте контрольные даты в календарь и проводите короткую проверку дважды в неделю.</w:t>
-      </w:r>
-    </w:p>
-    <w:p>
-      <w:pPr>
-        <w:pStyle w:val="Heading1"/>
-      </w:pPr>
-      <w:r>
-        <w:t>Состав и назначение</w:t>
-      </w:r>
-    </w:p>
-    <w:tbl>
-      <w:tblPr>
-        <w:tblW w:type="auto" w:w="0"/>
-        <w:jc w:val="center"/>
-        <w:tblLook w:firstColumn="1" w:firstRow="1" w:lastColumn="0" w:lastRow="0" w:noHBand="0" w:noVBand="1" w:val="04A0"/>
-      </w:tblPr>
-      <w:tblGrid>
-        <w:gridCol w:w="3120"/>
-        <w:gridCol w:w="3120"/>
-        <w:gridCol w:w="3120"/>
-      </w:tblGrid>
-      <w:tr>
-        <w:tc>
-          <w:tcPr>
-            <w:tcW w:type="dxa" w:w="3120"/>
-            <w:shd w:fill="E9E5DC"/>
-          </w:tcPr>
-          <w:p>
-            <w:r>
-              <w:t>Файл</w:t>
-            </w:r>
-          </w:p>
-        </w:tc>
-        <w:tc>
-          <w:tcPr>
-            <w:tcW w:type="dxa" w:w="3120"/>
-            <w:shd w:fill="E9E5DC"/>
-          </w:tcPr>
-          <w:p>
-            <w:r>
-              <w:t>Когда использовать</w:t>
-            </w:r>
-          </w:p>
-        </w:tc>
-        <w:tc>
-          <w:tcPr>
-            <w:tcW w:type="dxa" w:w="3120"/>
-            <w:shd w:fill="E9E5DC"/>
-          </w:tcPr>
-          <w:p>
-            <w:r>
-              <w:t>Результат</w:t>
-            </w:r>
-          </w:p>
-        </w:tc>
-      </w:tr>
-      <w:tr>
-        <w:tc>
-          <w:tcPr>
-            <w:tcW w:type="dxa" w:w="3120"/>
-          </w:tcPr>
-          <w:p>
-            <w:r>
-              <w:t>01-dogovor-subpodryada.docx</w:t>
-            </w:r>
-          </w:p>
-        </w:tc>
-        <w:tc>
-          <w:tcPr>
-            <w:tcW w:type="dxa" w:w="3120"/>
-          </w:tcPr>
-          <w:p>
-            <w:r>
-              <w:t>Для оформления позиции, уведомления или соглашения</w:t>
-            </w:r>
-          </w:p>
-        </w:tc>
-        <w:tc>
-          <w:tcPr>
-            <w:tcW w:type="dxa" w:w="3120"/>
-          </w:tcPr>
-          <w:p>
-            <w:r>
-              <w:t>Заполненный документ/реестр с ответственным и датой</w:t>
-            </w:r>
-          </w:p>
-        </w:tc>
-      </w:tr>
-      <w:tr>
-        <w:tc>
-          <w:tcPr>
-            <w:tcW w:type="dxa" w:w="3120"/>
-          </w:tcPr>
-          <w:p>
-            <w:r>
-              <w:t>04-poryadok-priemki.docx</w:t>
-            </w:r>
-          </w:p>
-        </w:tc>
-        <w:tc>
-          <w:tcPr>
-            <w:tcW w:type="dxa" w:w="3120"/>
-          </w:tcPr>
-          <w:p>
-            <w:r>
-              <w:t>Для оформления позиции, уведомления или соглашения</w:t>
-            </w:r>
-          </w:p>
-        </w:tc>
-        <w:tc>
-          <w:tcPr>
-            <w:tcW w:type="dxa" w:w="3120"/>
-          </w:tcPr>
-          <w:p>
-            <w:r>
-              <w:t>Заполненный документ/реестр с ответственным и датой</w:t>
-            </w:r>
-          </w:p>
-        </w:tc>
-      </w:tr>
-      <w:tr>
-        <w:tc>
-          <w:tcPr>
-            <w:tcW w:type="dxa" w:w="3120"/>
-          </w:tcPr>
-          <w:p>
-            <w:r>
-              <w:t>06-dopsoglashenie-obem.docx</w:t>
-            </w:r>
-          </w:p>
-        </w:tc>
-        <w:tc>
-          <w:tcPr>
-            <w:tcW w:type="dxa" w:w="3120"/>
-          </w:tcPr>
-          <w:p>
-            <w:r>
-              <w:t>Для оформления позиции, уведомления или соглашения</w:t>
-            </w:r>
-          </w:p>
-        </w:tc>
-        <w:tc>
-          <w:tcPr>
-            <w:tcW w:type="dxa" w:w="3120"/>
-          </w:tcPr>
-          <w:p>
-            <w:r>
-              <w:t>Заполненный документ/реестр с ответственным и датой</w:t>
-            </w:r>
-          </w:p>
-        </w:tc>
-      </w:tr>
-      <w:tr>
-        <w:tc>
-          <w:tcPr>
-            <w:tcW w:type="dxa" w:w="3120"/>
-          </w:tcPr>
-          <w:p>
-            <w:r>
-              <w:t>07-dopsoglashenie-sroki.docx</w:t>
-            </w:r>
-          </w:p>
-        </w:tc>
-        <w:tc>
-          <w:tcPr>
-            <w:tcW w:type="dxa" w:w="3120"/>
-          </w:tcPr>
-          <w:p>
-            <w:r>
-              <w:t>Для оформления позиции, уведомления или соглашения</w:t>
-            </w:r>
-          </w:p>
-        </w:tc>
-        <w:tc>
-          <w:tcPr>
-            <w:tcW w:type="dxa" w:w="3120"/>
-          </w:tcPr>
-          <w:p>
-            <w:r>
-              <w:t>Заполненный документ/реестр с ответственным и датой</w:t>
-            </w:r>
-          </w:p>
-        </w:tc>
-      </w:tr>
-      <w:tr>
-        <w:tc>
-          <w:tcPr>
-            <w:tcW w:type="dxa" w:w="3120"/>
-          </w:tcPr>
-          <w:p>
-            <w:r>
-              <w:t>10-protokol-raznoglasiy.docx</w:t>
-            </w:r>
-          </w:p>
-        </w:tc>
-        <w:tc>
-          <w:tcPr>
-            <w:tcW w:type="dxa" w:w="3120"/>
-          </w:tcPr>
-          <w:p>
-            <w:r>
-              <w:t>Для оформления позиции, уведомления или соглашения</w:t>
-            </w:r>
-          </w:p>
-        </w:tc>
-        <w:tc>
-          <w:tcPr>
-            <w:tcW w:type="dxa" w:w="3120"/>
-          </w:tcPr>
-          <w:p>
-            <w:r>
-              <w:t>Заполненный документ/реестр с ответственным и датой</w:t>
-            </w:r>
-          </w:p>
-        </w:tc>
-      </w:tr>
-      <w:tr>
-        <w:tc>
-          <w:tcPr>
-            <w:tcW w:type="dxa" w:w="3120"/>
-          </w:tcPr>
-          <w:p>
-            <w:r>
-              <w:t>02-perechen-rabot.xlsx</w:t>
-            </w:r>
-          </w:p>
-        </w:tc>
-        <w:tc>
-          <w:tcPr>
-            <w:tcW w:type="dxa" w:w="3120"/>
-          </w:tcPr>
-          <w:p>
-            <w:r>
-              <w:t>Для постоянного контроля статуса, сумм и сроков</w:t>
-            </w:r>
-          </w:p>
-        </w:tc>
-        <w:tc>
-          <w:tcPr>
-            <w:tcW w:type="dxa" w:w="3120"/>
-          </w:tcPr>
-          <w:p>
-            <w:r>
-              <w:t>Заполненный документ/реестр с ответственным и датой</w:t>
-            </w:r>
-          </w:p>
-        </w:tc>
-      </w:tr>
-      <w:tr>
-        <w:tc>
-          <w:tcPr>
-            <w:tcW w:type="dxa" w:w="3120"/>
-          </w:tcPr>
-          <w:p>
-            <w:r>
-              <w:t>03-kalendarnyy-plan.xlsx</w:t>
-            </w:r>
-          </w:p>
-        </w:tc>
-        <w:tc>
-          <w:tcPr>
-            <w:tcW w:type="dxa" w:w="3120"/>
-          </w:tcPr>
-          <w:p>
-            <w:r>
-              <w:t>Для постоянного контроля статуса, сумм и сроков</w:t>
-            </w:r>
-          </w:p>
-        </w:tc>
-        <w:tc>
-          <w:tcPr>
-            <w:tcW w:type="dxa" w:w="3120"/>
-          </w:tcPr>
-          <w:p>
-            <w:r>
-              <w:t>Заполненный документ/реестр с ответственным и датой</w:t>
-            </w:r>
-          </w:p>
-        </w:tc>
-      </w:tr>
-      <w:tr>
-        <w:tc>
-          <w:tcPr>
-            <w:tcW w:type="dxa" w:w="3120"/>
-          </w:tcPr>
-          <w:p>
-            <w:r>
-              <w:t>05-grafik-platezhey.xlsx</w:t>
-            </w:r>
-          </w:p>
-        </w:tc>
-        <w:tc>
-          <w:tcPr>
-            <w:tcW w:type="dxa" w:w="3120"/>
-          </w:tcPr>
-          <w:p>
-            <w:r>
-              <w:t>Для постоянного контроля статуса, сумм и сроков</w:t>
-            </w:r>
-          </w:p>
-        </w:tc>
-        <w:tc>
-          <w:tcPr>
-            <w:tcW w:type="dxa" w:w="3120"/>
-          </w:tcPr>
-          <w:p>
-            <w:r>
-              <w:t>Заполненный документ/реестр с ответственным и датой</w:t>
-            </w:r>
-          </w:p>
-        </w:tc>
-      </w:tr>
-      <w:tr>
-        <w:tc>
-          <w:tcPr>
-            <w:tcW w:type="dxa" w:w="3120"/>
-          </w:tcPr>
-          <w:p>
-            <w:r>
-              <w:t>08-krasnye-flagi.pdf</w:t>
-            </w:r>
-          </w:p>
-        </w:tc>
-        <w:tc>
-          <w:tcPr>
-            <w:tcW w:type="dxa" w:w="3120"/>
-          </w:tcPr>
-          <w:p>
-            <w:r>
-              <w:t>Для быстрой проверки последовательности действий</w:t>
-            </w:r>
-          </w:p>
-        </w:tc>
-        <w:tc>
-          <w:tcPr>
-            <w:tcW w:type="dxa" w:w="3120"/>
-          </w:tcPr>
-          <w:p>
-            <w:r>
-              <w:t>Заполненный документ/реестр с ответственным и датой</w:t>
-            </w:r>
-          </w:p>
-        </w:tc>
-      </w:tr>
-      <w:tr>
-        <w:tc>
-          <w:tcPr>
-            <w:tcW w:type="dxa" w:w="3120"/>
-          </w:tcPr>
-          <w:p>
-            <w:r>
-              <w:t>09-checklist-dogovora.pdf</w:t>
-            </w:r>
-          </w:p>
-        </w:tc>
-        <w:tc>
-          <w:tcPr>
-            <w:tcW w:type="dxa" w:w="3120"/>
-          </w:tcPr>
-          <w:p>
-            <w:r>
-              <w:t>Для быстрой проверки последовательности действий</w:t>
-            </w:r>
-          </w:p>
-        </w:tc>
-        <w:tc>
-          <w:tcPr>
-            <w:tcW w:type="dxa" w:w="3120"/>
-          </w:tcPr>
-          <w:p>
-            <w:r>
-              <w:t>Заполненный документ/реестр с ответственным и датой</w:t>
-            </w:r>
-          </w:p>
-        </w:tc>
-      </w:tr>
-    </w:tbl>
-    <w:p>
-      <w:pPr>
-        <w:pStyle w:val="Heading1"/>
-      </w:pPr>
-      <w:r>
-        <w:t>Правила адаптации</w:t>
-      </w:r>
-    </w:p>
-    <w:p>
-      <w:pPr>
-        <w:pStyle w:val="ListBullet"/>
-      </w:pPr>
-      <w:r>
-        <w:t>Не отправляйте документ с квадратными скобками и подсказками.</w:t>
-      </w:r>
-    </w:p>
-    <w:p>
-      <w:pPr>
-        <w:pStyle w:val="ListBullet"/>
-      </w:pPr>
-      <w:r>
-        <w:t>Термины и сроки должны совпадать с договором.</w:t>
-      </w:r>
-    </w:p>
-    <w:p>
-      <w:pPr>
-        <w:pStyle w:val="ListBullet"/>
-      </w:pPr>
-      <w:r>
-        <w:t>Не меняйте факты задним числом; выпускайте новую версию.</w:t>
-      </w:r>
-    </w:p>
-    <w:p>
-      <w:pPr>
-        <w:pStyle w:val="ListBullet"/>
-      </w:pPr>
-      <w:r>
-        <w:t>Сохраняйте подтверждение доставки рядом с отправленным файлом.</w:t>
-      </w:r>
-    </w:p>
-    <w:p>
-      <w:pPr>
-        <w:pStyle w:val="ListBullet"/>
-      </w:pPr>
-      <w:r>
-        <w:t>Спорные юридические формулировки согласуйте с профильным специалистом.</w:t>
-      </w:r>
-    </w:p>
-    <w:p>
-      <w:pPr>
-        <w:pStyle w:val="Heading1"/>
-      </w:pPr>
-      <w:r>
-        <w:t>Структура папки объекта</w:t>
+        <w:rPr>
+          <w:b/>
+          <w:color w:val="AE8031"/>
+          <w:sz w:val="22"/>
+        </w:rPr>
+        <w:t>Результат</w:t>
       </w:r>
     </w:p>
     <w:p>
       <w:r>
-        <w:t>01_Исходные → 02_Рабочие версии → 03_На согласовании → 04_Подписано → 05_Доказательства передачи → 06_Оплата</w:t>
-      </w:r>
-    </w:p>
-    <w:p>
-      <w:pPr>
-        <w:pStyle w:val="Heading1"/>
-      </w:pPr>
-      <w:r>
-        <w:t>Контроль результата</w:t>
+        <w:rPr>
+          <w:b w:val="0"/>
+          <w:color w:val="2B3239"/>
+        </w:rPr>
+        <w:t>По каждому объёму фиксируются состав работ и редакция проекта, цена, дата передачи фронта, контрольные этапы, комплект сдачи и событие оплаты.</w:t>
       </w:r>
     </w:p>
     <w:p>
       <w:r>
-        <w:t>Пакет внедрён, когда по каждому объёму видны: основание, факт выполнения, комплект доказательств, дата передачи, статус замечаний, сумма и контрольная дата оплаты.</w:t>
+        <w:rPr>
+          <w:b/>
+          <w:color w:val="AE8031"/>
+          <w:sz w:val="22"/>
+        </w:rPr>
+        <w:t>Порядок действий</w:t>
+      </w:r>
+    </w:p>
+    <w:p>
+      <w:r>
+        <w:rPr>
+          <w:b w:val="0"/>
+          <w:color w:val="2B3239"/>
+        </w:rPr>
+        <w:t>1. Заполните договор 01 и перечень 02: состав работ, единицы измерения, объёмы, редакции проекта и исключения. Расценки и стоимость закрепите в смете с указанием её номера и даты в договоре.</w:t>
+      </w:r>
+    </w:p>
+    <w:p>
+      <w:r>
+        <w:rPr>
+          <w:b w:val="0"/>
+          <w:color w:val="2B3239"/>
+        </w:rPr>
+        <w:t>2. Согласуйте календарный план 03 и график платежей 05. Заполните даты, условия начала и сумму аванса.</w:t>
+      </w:r>
+    </w:p>
+    <w:p>
+      <w:r>
+        <w:rPr>
+          <w:b w:val="0"/>
+          <w:color w:val="2B3239"/>
+        </w:rPr>
+        <w:t>3. Сверьте приложение о приёмке 04, условия уведомлений, удержания, санкций и гарантий. Используйте карты 08 и 09.</w:t>
+      </w:r>
+    </w:p>
+    <w:p>
+      <w:r>
+        <w:rPr>
+          <w:b w:val="0"/>
+          <w:color w:val="2B3239"/>
+        </w:rPr>
+        <w:t>4. Внесите возражения в протокол 10 до подписания. Изменение объёма или срока в ходе работ оформляйте соглашениями 06 и 07.</w:t>
+      </w:r>
+    </w:p>
+    <w:p>
+      <w:r>
+        <w:rPr>
+          <w:b w:val="0"/>
+          <w:color w:val="2B3239"/>
+        </w:rPr>
+        <w:t>5. Подпишите договор и приложения с полномочными представителями; сохраните подтверждение обмена и версии документов.</w:t>
+      </w:r>
+    </w:p>
+    <w:p>
+      <w:r>
+        <w:rPr>
+          <w:b/>
+          <w:color w:val="AE8031"/>
+          <w:sz w:val="22"/>
+        </w:rPr>
+        <w:t>Контроль перед подписанием</w:t>
+      </w:r>
+    </w:p>
+    <w:p>
+      <w:r>
+        <w:rPr>
+          <w:b w:val="0"/>
+          <w:color w:val="2B3239"/>
+        </w:rPr>
+        <w:t>Заполните реквизиты и условия по документам объекта. Удалите рабочие подсказки, сверьте проект, договор и приложения. Каждое изменение прав и обязанностей согласуйте в конкретной редакции пункта.</w:t>
       </w:r>
     </w:p>
     <w:sectPr>
-      <w:headerReference w:type="default" r:id="rId9"/>
-      <w:footerReference w:type="default" r:id="rId10"/>
-      <w:pgSz w:w="12240" w:h="15840"/>
-      <w:pgMar w:top="1440" w:right="1440" w:bottom="1440" w:left="1440" w:header="708" w:footer="708" w:gutter="0"/>
+      <w:footerReference w:type="default" r:id="rId9"/>
+      <w:pgSz w:w="11906" w:h="16838"/>
+      <w:pgMar w:top="1020" w:right="1134" w:bottom="964" w:left="1134" w:header="720" w:footer="720" w:gutter="0"/>
       <w:cols w:space="720"/>
       <w:docGrid w:linePitch="360"/>
     </w:sectPr>
@@ -532,36 +121,16 @@
   <w:p>
     <w:pPr>
       <w:pStyle w:val="Footer"/>
-      <w:jc w:val="center"/>
     </w:pPr>
     <w:r>
       <w:rPr>
-        <w:rFonts w:ascii="Arial" w:hAnsi="Arial"/>
-        <w:color w:val="787878"/>
+        <w:color w:val="AE8031"/>
         <w:sz w:val="16"/>
       </w:rPr>
-      <w:t>Инструкция — Договор подряда  •  версия 21.07.2026  •  marzhavbetone.ru</w:t>
+      <w:t>НА СТОРОНЕ ПОДРЯДЧИКА  /  P7</w:t>
     </w:r>
   </w:p>
 </w:ftr>
-</file>
-
-<file path=word/header1.xml><?xml version="1.0" encoding="utf-8"?>
-<w:hdr xmlns:m="http://schemas.openxmlformats.org/officeDocument/2006/math" xmlns:mc="http://schemas.openxmlformats.org/markup-compatibility/2006" xmlns:mo="http://schemas.microsoft.com/office/mac/office/2008/main" xmlns:mv="urn:schemas-microsoft-com:mac:vml" xmlns:o="urn:schemas-microsoft-com:office:office" xmlns:r="http://schemas.openxmlformats.org/officeDocument/2006/relationships" xmlns:v="urn:schemas-microsoft-com:vml" xmlns:w10="urn:schemas-microsoft-com:office:word" xmlns:w14="http://schemas.microsoft.com/office/word/2010/wordml" xmlns:w="http://schemas.openxmlformats.org/wordprocessingml/2006/main" xmlns:wne="http://schemas.microsoft.com/office/word/2006/wordml" xmlns:wp14="http://schemas.microsoft.com/office/word/2010/wordprocessingDrawing" xmlns:wp="http://schemas.openxmlformats.org/drawingml/2006/wordprocessingDrawing" xmlns:wpc="http://schemas.microsoft.com/office/word/2010/wordprocessingCanvas" xmlns:wpg="http://schemas.microsoft.com/office/word/2010/wordprocessingGroup" xmlns:wpi="http://schemas.microsoft.com/office/word/2010/wordprocessingInk" xmlns:wps="http://schemas.microsoft.com/office/word/2010/wordprocessingShape" mc:Ignorable="w14 wp14">
-  <w:p>
-    <w:pPr>
-      <w:pStyle w:val="Header"/>
-    </w:pPr>
-    <w:r>
-      <w:rPr>
-        <w:rFonts w:ascii="Arial" w:hAnsi="Arial"/>
-        <w:color w:val="646464"/>
-        <w:sz w:val="16"/>
-      </w:rPr>
-      <w:t>МАРЖА В БЕТОНЕ  /  РАБОЧИЙ ШАБЛОН</w:t>
-    </w:r>
-  </w:p>
-</w:hdr>
 </file>
 
 <file path=word/numbering.xml><?xml version="1.0" encoding="utf-8"?>
@@ -928,11 +497,12 @@
     <w:qFormat/>
     <w:rsid w:val="00FC693F"/>
     <w:pPr>
-      <w:spacing w:after="120" w:line="300" w:lineRule="auto"/>
+      <w:spacing w:after="100" w:line="264" w:lineRule="auto"/>
     </w:pPr>
     <w:rPr>
       <w:rFonts w:ascii="Arial" w:hAnsi="Arial"/>
-      <w:sz w:val="22"/>
+      <w:color w:val="2B3239"/>
+      <w:sz w:val="20"/>
     </w:rPr>
   </w:style>
   <w:style w:type="paragraph" w:styleId="Header">
@@ -990,15 +560,15 @@
     <w:pPr>
       <w:keepNext/>
       <w:keepLines/>
-      <w:spacing w:before="360" w:after="200"/>
+      <w:spacing w:before="480" w:after="0"/>
       <w:outlineLvl w:val="0"/>
     </w:pPr>
     <w:rPr>
-      <w:rFonts w:asciiTheme="majorHAnsi" w:eastAsiaTheme="majorEastAsia" w:hAnsiTheme="majorHAnsi" w:cstheme="majorBidi" w:ascii="Arial" w:hAnsi="Arial"/>
+      <w:rFonts w:asciiTheme="majorHAnsi" w:eastAsiaTheme="majorEastAsia" w:hAnsiTheme="majorHAnsi" w:cstheme="majorBidi"/>
       <w:b/>
       <w:bCs/>
-      <w:color w:val="2E74B5"/>
-      <w:sz w:val="32"/>
+      <w:color w:val="365F91" w:themeColor="accent1" w:themeShade="BF"/>
+      <w:sz w:val="28"/>
       <w:szCs w:val="28"/>
     </w:rPr>
   </w:style>
@@ -1014,14 +584,14 @@
     <w:pPr>
       <w:keepNext/>
       <w:keepLines/>
-      <w:spacing w:before="280" w:after="140"/>
+      <w:spacing w:before="200" w:after="0"/>
       <w:outlineLvl w:val="1"/>
     </w:pPr>
     <w:rPr>
-      <w:rFonts w:asciiTheme="majorHAnsi" w:eastAsiaTheme="majorEastAsia" w:hAnsiTheme="majorHAnsi" w:cstheme="majorBidi" w:ascii="Arial" w:hAnsi="Arial"/>
+      <w:rFonts w:asciiTheme="majorHAnsi" w:eastAsiaTheme="majorEastAsia" w:hAnsiTheme="majorHAnsi" w:cstheme="majorBidi"/>
       <w:b/>
       <w:bCs/>
-      <w:color w:val="2E74B5"/>
+      <w:color w:val="4F81BD" w:themeColor="accent1"/>
       <w:sz w:val="26"/>
       <w:szCs w:val="26"/>
     </w:rPr>
@@ -1279,15 +849,15 @@
       <w:pBdr>
         <w:bottom w:val="single" w:sz="8" w:space="4" w:color="4F81BD" w:themeColor="accent1"/>
       </w:pBdr>
-      <w:spacing w:after="240" w:line="240" w:lineRule="auto" w:before="0"/>
+      <w:spacing w:after="300" w:line="240" w:lineRule="auto"/>
       <w:contextualSpacing/>
     </w:pPr>
     <w:rPr>
-      <w:rFonts w:asciiTheme="majorHAnsi" w:eastAsiaTheme="majorEastAsia" w:hAnsiTheme="majorHAnsi" w:cstheme="majorBidi" w:ascii="Arial" w:hAnsi="Arial"/>
-      <w:color w:val="242629"/>
+      <w:rFonts w:asciiTheme="majorHAnsi" w:eastAsiaTheme="majorEastAsia" w:hAnsiTheme="majorHAnsi" w:cstheme="majorBidi"/>
+      <w:color w:val="17365D" w:themeColor="text2" w:themeShade="BF"/>
       <w:spacing w:val="5"/>
       <w:kern w:val="28"/>
-      <w:sz w:val="50"/>
+      <w:sz w:val="52"/>
       <w:szCs w:val="52"/>
     </w:rPr>
   </w:style>
